--- a/thesis/docx/chapter02_data.docx
+++ b/thesis/docx/chapter02_data.docx
@@ -1621,19 +1621,25 @@
         <w:t xml:space="preserve"> </w:t>
       </w:r>
       <w:r>
-        <w:t xml:space="preserve">InChIKey, no feature vector and no scaffold appears on both sides of any fold. On the raw table the</w:t>
-      </w:r>
-      <w:r>
-        <w:t xml:space="preserve"> </w:t>
-      </w:r>
-      <w:r>
-        <w:t xml:space="preserve">feature-vector overlap reaches 544. And across the panel, 52 targets were checked for scaffold</w:t>
-      </w:r>
-      <w:r>
-        <w:t xml:space="preserve"> </w:t>
-      </w:r>
-      <w:r>
-        <w:t xml:space="preserve">overlap between training and test and</w:t>
+        <w:t xml:space="preserve">InChIKey, no feature vector and no scaffold appears on both sides of any fold. On the raw tables the</w:t>
+      </w:r>
+      <w:r>
+        <w:t xml:space="preserve"> </w:t>
+      </w:r>
+      <w:r>
+        <w:t xml:space="preserve">feature-vector overlap is the 15,104 rows already counted above, which is precisely what</w:t>
+      </w:r>
+      <w:r>
+        <w:t xml:space="preserve"> </w:t>
+      </w:r>
+      <w:r>
+        <w:t xml:space="preserve">deduplication removes. And across the panel, 52 targets were checked for scaffold overlap between</w:t>
+      </w:r>
+      <w:r>
+        <w:t xml:space="preserve"> </w:t>
+      </w:r>
+      <w:r>
+        <w:t xml:space="preserve">training and test and</w:t>
       </w:r>
       <w:r>
         <w:t xml:space="preserve"> </w:t>

--- a/thesis/docx/chapter02_data.docx
+++ b/thesis/docx/chapter02_data.docx
@@ -40,7 +40,7 @@
         <w:pStyle w:val="BodyText"/>
       </w:pPr>
       <w:r>
-        <w:t xml:space="preserve">This is not the obvious choice, and it is expensive. ChEMBL [30] carries curator-assigned activity</w:t>
+        <w:t xml:space="preserve">This is not the obvious choice, and it is expensive. ChEMBL [1] carries curator-assigned activity</w:t>
       </w:r>
       <w:r>
         <w:t xml:space="preserve"> </w:t>
@@ -810,7 +810,7 @@
         <w:t xml:space="preserve"> </w:t>
       </w:r>
       <w:r>
-        <w:t xml:space="preserve">from measurement and whose negatives have to be invented, usually as property-matched decoys [12].</w:t>
+        <w:t xml:space="preserve">from measurement and whose negatives have to be invented, usually as property-matched decoys [29].</w:t>
       </w:r>
     </w:p>
     <w:p>
@@ -1351,7 +1351,7 @@
         <w:pStyle w:val="FirstParagraph"/>
       </w:pPr>
       <w:r>
-        <w:t xml:space="preserve">For eleven protein targets a second independent source, BindingDB [19], was pooled with ChEMBL at</w:t>
+        <w:t xml:space="preserve">For eleven protein targets a second independent source, BindingDB [2], was pooled with ChEMBL at</w:t>
       </w:r>
       <w:r>
         <w:t xml:space="preserve"> </w:t>
@@ -1517,7 +1517,7 @@
         <w:t xml:space="preserve"> </w:t>
       </w:r>
       <w:r>
-        <w:t xml:space="preserve">Bemis-Murcko skeleton [2] and these rows share a skeleton by construction.</w:t>
+        <w:t xml:space="preserve">Bemis-Murcko skeleton [25] and these rows share a skeleton by construction.</w:t>
       </w:r>
     </w:p>
     <w:p>
